--- a/assets/files/resume.docx
+++ b/assets/files/resume.docx
@@ -124,7 +124,7 @@
           <w:szCs w:val="18"/>
           <w:lang w:val="en-US"/>
         </w:rPr>
-        <w:t xml:space="preserve">  Orlando, FL</w:t>
+        <w:t xml:space="preserve">  miguel-gcoca.github.io</w:t>
       </w:r>
     </w:p>
     <w:p>
@@ -3030,7 +3030,7 @@
           <w:rFonts w:ascii="Calibri Light" w:hAnsi="Calibri Light" w:eastAsia="Calibri Light" w:cs="Calibri Light"/>
           <w:lang w:val="en-US"/>
         </w:rPr>
-        <w:t>E214</w:t>
+        <w:t>SD7062</w:t>
       </w:r>
       <w:r>
         <w:rPr>
@@ -3121,7 +3121,7 @@
           <w:rFonts w:ascii="Calibri Light" w:hAnsi="Calibri Light" w:eastAsia="Calibri Light" w:cs="Calibri Light"/>
           <w:lang w:val="en-US"/>
         </w:rPr>
-        <w:t>coef</w:t>
+        <w:t>coeff</w:t>
       </w:r>
       <w:r>
         <w:rPr>
@@ -4227,7 +4227,7 @@
           <w:i/>
           <w:iCs/>
         </w:rPr>
-        <w:t xml:space="preserve"> with IMU and ECG functionality. </w:t>
+        <w:t xml:space="preserve"> with IMU and PPG functionality. </w:t>
       </w:r>
     </w:p>
     <w:p>
@@ -4443,7 +4443,7 @@
           <w:iCs w:val="1"/>
           <w:lang w:val="en-US"/>
         </w:rPr>
-        <w:t xml:space="preserve"> and dissasembly</w:t>
+        <w:t xml:space="preserve"> and disassembly</w:t>
       </w:r>
       <w:r>
         <w:rPr>
